--- a/Soc/assets/docs/CV-DJIBO-Mamadou-FR.docx
+++ b/Soc/assets/docs/CV-DJIBO-Mamadou-FR.docx
@@ -140,7 +140,7 @@
           </mc:Choice>
           <mc:Fallback>
             <w:pict>
-              <v:shape w14:anchorId="7CA6F33E" id="Graphic 1" o:spid="_x0000_s1026" style="position:absolute;margin-left:35.45pt;margin-top:6.4pt;width:523.7pt;height:.1pt;z-index:-251674624;visibility:visible;mso-wrap-style:square;mso-wrap-distance-left:0;mso-wrap-distance-top:0;mso-wrap-distance-right:0;mso-wrap-distance-bottom:0;mso-position-horizontal:absolute;mso-position-horizontal-relative:page;mso-position-vertical:absolute;mso-position-vertical-relative:text;v-text-anchor:top" coordsize="6650990,1270" o:gfxdata="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" path="m,l6650426,e" filled="f" strokecolor="#1d1d1d" strokeweight=".26456mm">
+              <v:shape w14:anchorId="1343CA2E" id="Graphic 1" o:spid="_x0000_s1026" style="position:absolute;margin-left:35.45pt;margin-top:6.4pt;width:523.7pt;height:.1pt;z-index:-251674624;visibility:visible;mso-wrap-style:square;mso-wrap-distance-left:0;mso-wrap-distance-top:0;mso-wrap-distance-right:0;mso-wrap-distance-bottom:0;mso-position-horizontal:absolute;mso-position-horizontal-relative:page;mso-position-vertical:absolute;mso-position-vertical-relative:text;v-text-anchor:top" coordsize="6650990,1270" o:gfxdata="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" path="m,l6650426,e" filled="f" strokecolor="#1d1d1d" strokeweight=".26456mm">
                 <v:path arrowok="t"/>
                 <w10:wrap type="topAndBottom" anchorx="page"/>
               </v:shape>
@@ -389,7 +389,7 @@
           </mc:Choice>
           <mc:Fallback>
             <w:pict>
-              <v:shape w14:anchorId="0704FB01" id="Graphic 2" o:spid="_x0000_s1026" style="position:absolute;margin-left:35.45pt;margin-top:1.85pt;width:523.7pt;height:.1pt;z-index:-251670528;visibility:visible;mso-wrap-style:square;mso-wrap-distance-left:0;mso-wrap-distance-top:0;mso-wrap-distance-right:0;mso-wrap-distance-bottom:0;mso-position-horizontal:absolute;mso-position-horizontal-relative:page;mso-position-vertical:absolute;mso-position-vertical-relative:text;v-text-anchor:top" coordsize="6650990,1270" o:gfxdata="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" path="m,l6650426,e" filled="f" strokecolor="#1d1d1d" strokeweight=".26456mm">
+              <v:shape w14:anchorId="53A12B12" id="Graphic 2" o:spid="_x0000_s1026" style="position:absolute;margin-left:35.45pt;margin-top:1.85pt;width:523.7pt;height:.1pt;z-index:-251670528;visibility:visible;mso-wrap-style:square;mso-wrap-distance-left:0;mso-wrap-distance-top:0;mso-wrap-distance-right:0;mso-wrap-distance-bottom:0;mso-position-horizontal:absolute;mso-position-horizontal-relative:page;mso-position-vertical:absolute;mso-position-vertical-relative:text;v-text-anchor:top" coordsize="6650990,1270" o:gfxdata="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" path="m,l6650426,e" filled="f" strokecolor="#1d1d1d" strokeweight=".26456mm">
                 <v:path arrowok="t"/>
                 <w10:wrap type="topAndBottom" anchorx="page"/>
               </v:shape>
@@ -429,12 +429,21 @@
         </w:rPr>
         <w:t xml:space="preserve">analyse de logs, avec une expérience en environnement </w:t>
       </w:r>
-      <w:r>
-        <w:rPr>
-          <w:sz w:val="24"/>
-          <w:szCs w:val="24"/>
-        </w:rPr>
-        <w:t>SecOps et</w:t>
+      <w:proofErr w:type="spellStart"/>
+      <w:r>
+        <w:rPr>
+          <w:sz w:val="24"/>
+          <w:szCs w:val="24"/>
+        </w:rPr>
+        <w:t>SecOps</w:t>
+      </w:r>
+      <w:proofErr w:type="spellEnd"/>
+      <w:r>
+        <w:rPr>
+          <w:sz w:val="24"/>
+          <w:szCs w:val="24"/>
+        </w:rPr>
+        <w:t xml:space="preserve"> et</w:t>
       </w:r>
       <w:r>
         <w:rPr>
@@ -565,7 +574,7 @@
           </mc:Choice>
           <mc:Fallback>
             <w:pict>
-              <v:group w14:anchorId="247E5A3B" id="Group 3" o:spid="_x0000_s1026" style="width:523.7pt;height:.75pt;mso-position-horizontal-relative:char;mso-position-vertical-relative:line" coordsize="66509,95" o:gfxdata="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">
+              <v:group w14:anchorId="3C19E0A2" id="Group 3" o:spid="_x0000_s1026" style="width:523.7pt;height:.75pt;mso-position-horizontal-relative:char;mso-position-vertical-relative:line" coordsize="66509,95" o:gfxdata="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">
                 <v:shape id="Graphic 4" o:spid="_x0000_s1027" style="position:absolute;top:47;width:66509;height:13;visibility:visible;mso-wrap-style:square;v-text-anchor:top" coordsize="6650990,1270" o:gfxdata="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" path="m,l6650426,e" filled="f" strokecolor="#1d1d1d" strokeweight=".26456mm">
                   <v:path arrowok="t"/>
                 </v:shape>
@@ -1270,7 +1279,7 @@
           </mc:Choice>
           <mc:Fallback>
             <w:pict>
-              <v:shape w14:anchorId="0D4CD79F" id="Graphic 8" o:spid="_x0000_s1026" style="position:absolute;margin-left:35.45pt;margin-top:17.9pt;width:523.65pt;height:.1pt;z-index:-251662336;visibility:visible;mso-wrap-style:square;mso-wrap-distance-left:0;mso-wrap-distance-top:0;mso-wrap-distance-right:0;mso-wrap-distance-bottom:0;mso-position-horizontal:absolute;mso-position-horizontal-relative:page;mso-position-vertical:absolute;mso-position-vertical-relative:text;v-text-anchor:top" coordsize="6650355,1270" o:gfxdata="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" path="m,l6650352,e" filled="f" strokecolor="#1d1d1d" strokeweight=".26456mm">
+              <v:shape w14:anchorId="5ACFD8DF" id="Graphic 8" o:spid="_x0000_s1026" style="position:absolute;margin-left:35.45pt;margin-top:17.9pt;width:523.65pt;height:.1pt;z-index:-251662336;visibility:visible;mso-wrap-style:square;mso-wrap-distance-left:0;mso-wrap-distance-top:0;mso-wrap-distance-right:0;mso-wrap-distance-bottom:0;mso-position-horizontal:absolute;mso-position-horizontal-relative:page;mso-position-vertical:absolute;mso-position-vertical-relative:text;v-text-anchor:top" coordsize="6650355,1270" o:gfxdata="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" path="m,l6650352,e" filled="f" strokecolor="#1d1d1d" strokeweight=".26456mm">
                 <v:path arrowok="t"/>
                 <w10:wrap type="topAndBottom" anchorx="page"/>
               </v:shape>
@@ -1345,7 +1354,27 @@
           <w:sz w:val="24"/>
           <w:szCs w:val="24"/>
         </w:rPr>
-        <w:t>Assistant SecOps à</w:t>
+        <w:t xml:space="preserve">Assistant </w:t>
+      </w:r>
+      <w:proofErr w:type="spellStart"/>
+      <w:r>
+        <w:rPr>
+          <w:color w:val="000000" w:themeColor="text1"/>
+          <w:position w:val="1"/>
+          <w:sz w:val="24"/>
+          <w:szCs w:val="24"/>
+        </w:rPr>
+        <w:t>SecOps</w:t>
+      </w:r>
+      <w:proofErr w:type="spellEnd"/>
+      <w:r>
+        <w:rPr>
+          <w:color w:val="000000" w:themeColor="text1"/>
+          <w:position w:val="1"/>
+          <w:sz w:val="24"/>
+          <w:szCs w:val="24"/>
+        </w:rPr>
+        <w:t xml:space="preserve"> à</w:t>
       </w:r>
       <w:r>
         <w:rPr>
@@ -1501,6 +1530,7 @@
         </w:rPr>
         <w:t xml:space="preserve">Analyse et traitement des alertes de sécurité via l'EDR </w:t>
       </w:r>
+      <w:proofErr w:type="spellStart"/>
       <w:r>
         <w:rPr>
           <w:b/>
@@ -1509,6 +1539,7 @@
         </w:rPr>
         <w:t>CrowdStrike</w:t>
       </w:r>
+      <w:proofErr w:type="spellEnd"/>
       <w:r>
         <w:rPr>
           <w:color w:val="000000" w:themeColor="text1"/>
@@ -1535,6 +1566,7 @@
         </w:rPr>
         <w:t xml:space="preserve">Identification et remédiation des failles de sécurité via </w:t>
       </w:r>
+      <w:proofErr w:type="spellStart"/>
       <w:r>
         <w:rPr>
           <w:b/>
@@ -1543,6 +1575,7 @@
         </w:rPr>
         <w:t>Tanium</w:t>
       </w:r>
+      <w:proofErr w:type="spellEnd"/>
       <w:r>
         <w:rPr>
           <w:color w:val="000000" w:themeColor="text1"/>
@@ -2086,7 +2119,21 @@
         <w:rPr>
           <w:color w:val="000000" w:themeColor="text1"/>
         </w:rPr>
-        <w:t xml:space="preserve">Implémentation d’un outil de gestion de logs (Graylog) pour </w:t>
+        <w:t>Implémentation d’un outil de gestion de logs (</w:t>
+      </w:r>
+      <w:proofErr w:type="spellStart"/>
+      <w:r>
+        <w:rPr>
+          <w:color w:val="000000" w:themeColor="text1"/>
+        </w:rPr>
+        <w:t>Graylog</w:t>
+      </w:r>
+      <w:proofErr w:type="spellEnd"/>
+      <w:r>
+        <w:rPr>
+          <w:color w:val="000000" w:themeColor="text1"/>
+        </w:rPr>
+        <w:t xml:space="preserve">) pour </w:t>
       </w:r>
       <w:r>
         <w:rPr>
@@ -2964,7 +3011,7 @@
           </mc:Choice>
           <mc:Fallback>
             <w:pict>
-              <v:shape w14:anchorId="677328B0" id="Graphic 27" o:spid="_x0000_s1026" style="position:absolute;margin-left:36.85pt;margin-top:4.75pt;width:523.7pt;height:.1pt;z-index:-251653120;visibility:visible;mso-wrap-style:square;mso-wrap-distance-left:0;mso-wrap-distance-top:0;mso-wrap-distance-right:0;mso-wrap-distance-bottom:0;mso-position-horizontal:absolute;mso-position-horizontal-relative:page;mso-position-vertical:absolute;mso-position-vertical-relative:text;v-text-anchor:top" coordsize="6650990,1270" o:gfxdata="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" path="m,l6650426,e" filled="f" strokecolor="#1d1d1d" strokeweight=".26456mm">
+              <v:shape w14:anchorId="5A608352" id="Graphic 27" o:spid="_x0000_s1026" style="position:absolute;margin-left:36.85pt;margin-top:4.75pt;width:523.7pt;height:.1pt;z-index:-251653120;visibility:visible;mso-wrap-style:square;mso-wrap-distance-left:0;mso-wrap-distance-top:0;mso-wrap-distance-right:0;mso-wrap-distance-bottom:0;mso-position-horizontal:absolute;mso-position-horizontal-relative:page;mso-position-vertical:absolute;mso-position-vertical-relative:text;v-text-anchor:top" coordsize="6650990,1270" o:gfxdata="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" path="m,l6650426,e" filled="f" strokecolor="#1d1d1d" strokeweight=".26456mm">
                 <v:path arrowok="t"/>
                 <w10:wrap type="topAndBottom" anchorx="page"/>
               </v:shape>
@@ -3139,7 +3186,21 @@
         <w:rPr>
           <w:color w:val="000000" w:themeColor="text1"/>
         </w:rPr>
-        <w:t>(IPsec/SSL).</w:t>
+        <w:t>(</w:t>
+      </w:r>
+      <w:proofErr w:type="spellStart"/>
+      <w:r>
+        <w:rPr>
+          <w:color w:val="000000" w:themeColor="text1"/>
+        </w:rPr>
+        <w:t>IPsec</w:t>
+      </w:r>
+      <w:proofErr w:type="spellEnd"/>
+      <w:r>
+        <w:rPr>
+          <w:color w:val="000000" w:themeColor="text1"/>
+        </w:rPr>
+        <w:t>/SSL).</w:t>
       </w:r>
       <w:r>
         <w:rPr>
@@ -3277,7 +3338,21 @@
         <w:rPr>
           <w:color w:val="000000" w:themeColor="text1"/>
         </w:rPr>
-        <w:t>Nessus, Tanium.</w:t>
+        <w:t xml:space="preserve">Nessus, </w:t>
+      </w:r>
+      <w:proofErr w:type="spellStart"/>
+      <w:r>
+        <w:rPr>
+          <w:color w:val="000000" w:themeColor="text1"/>
+        </w:rPr>
+        <w:t>Tanium</w:t>
+      </w:r>
+      <w:proofErr w:type="spellEnd"/>
+      <w:r>
+        <w:rPr>
+          <w:color w:val="000000" w:themeColor="text1"/>
+        </w:rPr>
+        <w:t>.</w:t>
       </w:r>
       <w:r>
         <w:rPr>
@@ -3342,12 +3417,14 @@
         </w:rPr>
         <w:t xml:space="preserve"> </w:t>
       </w:r>
+      <w:proofErr w:type="spellStart"/>
       <w:r>
         <w:rPr>
           <w:color w:val="000000" w:themeColor="text1"/>
         </w:rPr>
         <w:t>Wazuh</w:t>
       </w:r>
+      <w:proofErr w:type="spellEnd"/>
       <w:r>
         <w:rPr>
           <w:color w:val="000000" w:themeColor="text1"/>
@@ -3366,12 +3443,14 @@
         </w:rPr>
         <w:t xml:space="preserve"> Wireshark, </w:t>
       </w:r>
+      <w:proofErr w:type="spellStart"/>
       <w:r>
         <w:rPr>
           <w:color w:val="000000" w:themeColor="text1"/>
         </w:rPr>
         <w:t>VirusTotal</w:t>
       </w:r>
+      <w:proofErr w:type="spellEnd"/>
       <w:r>
         <w:rPr>
           <w:color w:val="000000" w:themeColor="text1"/>
@@ -3521,7 +3600,7 @@
           </mc:Choice>
           <mc:Fallback>
             <w:pict>
-              <v:shape w14:anchorId="12B0F6AF" id="Graphic 34" o:spid="_x0000_s1026" style="position:absolute;margin-left:36.85pt;margin-top:4.05pt;width:523.7pt;height:.1pt;z-index:-251643904;visibility:visible;mso-wrap-style:square;mso-wrap-distance-left:0;mso-wrap-distance-top:0;mso-wrap-distance-right:0;mso-wrap-distance-bottom:0;mso-position-horizontal:absolute;mso-position-horizontal-relative:page;mso-position-vertical:absolute;mso-position-vertical-relative:text;v-text-anchor:top" coordsize="6650990,1270" o:gfxdata="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" path="m,l6650426,e" filled="f" strokecolor="#1d1d1d" strokeweight=".26456mm">
+              <v:shape w14:anchorId="6BFDBD72" id="Graphic 34" o:spid="_x0000_s1026" style="position:absolute;margin-left:36.85pt;margin-top:4.05pt;width:523.7pt;height:.1pt;z-index:-251643904;visibility:visible;mso-wrap-style:square;mso-wrap-distance-left:0;mso-wrap-distance-top:0;mso-wrap-distance-right:0;mso-wrap-distance-bottom:0;mso-position-horizontal:absolute;mso-position-horizontal-relative:page;mso-position-vertical:absolute;mso-position-vertical-relative:text;v-text-anchor:top" coordsize="6650990,1270" o:gfxdata="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" path="m,l6650426,e" filled="f" strokecolor="#1d1d1d" strokeweight=".26456mm">
                 <v:path arrowok="t"/>
                 <w10:wrap type="topAndBottom" anchorx="page"/>
               </v:shape>
@@ -3584,6 +3663,7 @@
         </w:rPr>
         <w:t xml:space="preserve"> </w:t>
       </w:r>
+      <w:proofErr w:type="spellStart"/>
       <w:r>
         <w:rPr>
           <w:color w:val="000000" w:themeColor="text1"/>
@@ -3591,12 +3671,14 @@
         </w:rPr>
         <w:t>Okta</w:t>
       </w:r>
-      <w:r>
-        <w:rPr>
-          <w:color w:val="000000" w:themeColor="text1"/>
-        </w:rPr>
-        <w:t xml:space="preserve"> </w:t>
-      </w:r>
+      <w:proofErr w:type="spellEnd"/>
+      <w:r>
+        <w:rPr>
+          <w:color w:val="000000" w:themeColor="text1"/>
+        </w:rPr>
+        <w:t xml:space="preserve"> </w:t>
+      </w:r>
+      <w:proofErr w:type="spellStart"/>
       <w:r>
         <w:rPr>
           <w:color w:val="000000" w:themeColor="text1"/>
@@ -3604,32 +3686,44 @@
         </w:rPr>
         <w:t>Certified</w:t>
       </w:r>
-      <w:r>
-        <w:rPr>
-          <w:color w:val="000000" w:themeColor="text1"/>
-        </w:rPr>
-        <w:t xml:space="preserve"> </w:t>
-      </w:r>
+      <w:proofErr w:type="spellEnd"/>
+      <w:r>
+        <w:rPr>
+          <w:color w:val="000000" w:themeColor="text1"/>
+        </w:rPr>
+        <w:t xml:space="preserve"> </w:t>
+      </w:r>
+      <w:proofErr w:type="spellStart"/>
       <w:r>
         <w:rPr>
           <w:color w:val="000000" w:themeColor="text1"/>
           <w:spacing w:val="-6"/>
         </w:rPr>
-        <w:t>professionnal,</w:t>
-      </w:r>
-      <w:r>
-        <w:rPr>
-          <w:color w:val="000000" w:themeColor="text1"/>
-        </w:rPr>
-        <w:t xml:space="preserve"> </w:t>
-      </w:r>
+        <w:t>professionnal</w:t>
+      </w:r>
+      <w:proofErr w:type="spellEnd"/>
       <w:r>
         <w:rPr>
           <w:color w:val="000000" w:themeColor="text1"/>
           <w:spacing w:val="-6"/>
         </w:rPr>
+        <w:t>,</w:t>
+      </w:r>
+      <w:r>
+        <w:rPr>
+          <w:color w:val="000000" w:themeColor="text1"/>
+        </w:rPr>
+        <w:t xml:space="preserve"> </w:t>
+      </w:r>
+      <w:proofErr w:type="spellStart"/>
+      <w:r>
+        <w:rPr>
+          <w:color w:val="000000" w:themeColor="text1"/>
+          <w:spacing w:val="-6"/>
+        </w:rPr>
         <w:t>Certified</w:t>
       </w:r>
+      <w:proofErr w:type="spellEnd"/>
       <w:r>
         <w:rPr>
           <w:color w:val="000000" w:themeColor="text1"/>
@@ -3662,6 +3756,7 @@
         </w:rPr>
         <w:t xml:space="preserve"> </w:t>
       </w:r>
+      <w:proofErr w:type="spellStart"/>
       <w:r>
         <w:rPr>
           <w:color w:val="000000" w:themeColor="text1"/>
@@ -3669,6 +3764,7 @@
         </w:rPr>
         <w:t>Administrator</w:t>
       </w:r>
+      <w:proofErr w:type="spellEnd"/>
       <w:r>
         <w:rPr>
           <w:color w:val="000000" w:themeColor="text1"/>
@@ -3770,6 +3866,7 @@
         </w:rPr>
         <w:t xml:space="preserve">Challenges </w:t>
       </w:r>
+      <w:proofErr w:type="spellStart"/>
       <w:r>
         <w:rPr>
           <w:color w:val="000000" w:themeColor="text1"/>
@@ -3777,6 +3874,7 @@
         </w:rPr>
         <w:t>CTFs</w:t>
       </w:r>
+      <w:proofErr w:type="spellEnd"/>
       <w:r>
         <w:rPr>
           <w:color w:val="000000" w:themeColor="text1"/>

--- a/Soc/assets/docs/CV-DJIBO-Mamadou-FR.docx
+++ b/Soc/assets/docs/CV-DJIBO-Mamadou-FR.docx
@@ -140,7 +140,7 @@
           </mc:Choice>
           <mc:Fallback>
             <w:pict>
-              <v:shape w14:anchorId="1343CA2E" id="Graphic 1" o:spid="_x0000_s1026" style="position:absolute;margin-left:35.45pt;margin-top:6.4pt;width:523.7pt;height:.1pt;z-index:-251674624;visibility:visible;mso-wrap-style:square;mso-wrap-distance-left:0;mso-wrap-distance-top:0;mso-wrap-distance-right:0;mso-wrap-distance-bottom:0;mso-position-horizontal:absolute;mso-position-horizontal-relative:page;mso-position-vertical:absolute;mso-position-vertical-relative:text;v-text-anchor:top" coordsize="6650990,1270" o:gfxdata="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" path="m,l6650426,e" filled="f" strokecolor="#1d1d1d" strokeweight=".26456mm">
+              <v:shape w14:anchorId="452C0A9E" id="Graphic 1" o:spid="_x0000_s1026" style="position:absolute;margin-left:35.45pt;margin-top:6.4pt;width:523.7pt;height:.1pt;z-index:-251674624;visibility:visible;mso-wrap-style:square;mso-wrap-distance-left:0;mso-wrap-distance-top:0;mso-wrap-distance-right:0;mso-wrap-distance-bottom:0;mso-position-horizontal:absolute;mso-position-horizontal-relative:page;mso-position-vertical:absolute;mso-position-vertical-relative:text;v-text-anchor:top" coordsize="6650990,1270" o:gfxdata="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" path="m,l6650426,e" filled="f" strokecolor="#1d1d1d" strokeweight=".26456mm">
                 <v:path arrowok="t"/>
                 <w10:wrap type="topAndBottom" anchorx="page"/>
               </v:shape>
@@ -259,7 +259,6 @@
         <w:t xml:space="preserve"> </w:t>
       </w:r>
       <w:hyperlink r:id="rId6" w:history="1">
-        <w:proofErr w:type="gramStart"/>
         <w:r>
           <w:rPr>
             <w:rStyle w:val="Lienhypertexte"/>
@@ -267,7 +266,6 @@
           </w:rPr>
           <w:t>LinkedIn:</w:t>
         </w:r>
-        <w:proofErr w:type="gramEnd"/>
         <w:r>
           <w:rPr>
             <w:rStyle w:val="Lienhypertexte"/>
@@ -389,7 +387,7 @@
           </mc:Choice>
           <mc:Fallback>
             <w:pict>
-              <v:shape w14:anchorId="53A12B12" id="Graphic 2" o:spid="_x0000_s1026" style="position:absolute;margin-left:35.45pt;margin-top:1.85pt;width:523.7pt;height:.1pt;z-index:-251670528;visibility:visible;mso-wrap-style:square;mso-wrap-distance-left:0;mso-wrap-distance-top:0;mso-wrap-distance-right:0;mso-wrap-distance-bottom:0;mso-position-horizontal:absolute;mso-position-horizontal-relative:page;mso-position-vertical:absolute;mso-position-vertical-relative:text;v-text-anchor:top" coordsize="6650990,1270" o:gfxdata="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" path="m,l6650426,e" filled="f" strokecolor="#1d1d1d" strokeweight=".26456mm">
+              <v:shape w14:anchorId="2969052F" id="Graphic 2" o:spid="_x0000_s1026" style="position:absolute;margin-left:35.45pt;margin-top:1.85pt;width:523.7pt;height:.1pt;z-index:-251670528;visibility:visible;mso-wrap-style:square;mso-wrap-distance-left:0;mso-wrap-distance-top:0;mso-wrap-distance-right:0;mso-wrap-distance-bottom:0;mso-position-horizontal:absolute;mso-position-horizontal-relative:page;mso-position-vertical:absolute;mso-position-vertical-relative:text;v-text-anchor:top" coordsize="6650990,1270" o:gfxdata="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" path="m,l6650426,e" filled="f" strokecolor="#1d1d1d" strokeweight=".26456mm">
                 <v:path arrowok="t"/>
                 <w10:wrap type="topAndBottom" anchorx="page"/>
               </v:shape>
@@ -429,21 +427,12 @@
         </w:rPr>
         <w:t xml:space="preserve">analyse de logs, avec une expérience en environnement </w:t>
       </w:r>
-      <w:proofErr w:type="spellStart"/>
-      <w:r>
-        <w:rPr>
-          <w:sz w:val="24"/>
-          <w:szCs w:val="24"/>
-        </w:rPr>
-        <w:t>SecOps</w:t>
-      </w:r>
-      <w:proofErr w:type="spellEnd"/>
-      <w:r>
-        <w:rPr>
-          <w:sz w:val="24"/>
-          <w:szCs w:val="24"/>
-        </w:rPr>
-        <w:t xml:space="preserve"> et</w:t>
+      <w:r>
+        <w:rPr>
+          <w:sz w:val="24"/>
+          <w:szCs w:val="24"/>
+        </w:rPr>
+        <w:t>SecOps et</w:t>
       </w:r>
       <w:r>
         <w:rPr>
@@ -574,7 +563,7 @@
           </mc:Choice>
           <mc:Fallback>
             <w:pict>
-              <v:group w14:anchorId="3C19E0A2" id="Group 3" o:spid="_x0000_s1026" style="width:523.7pt;height:.75pt;mso-position-horizontal-relative:char;mso-position-vertical-relative:line" coordsize="66509,95" o:gfxdata="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">
+              <v:group w14:anchorId="6F9AF3F7" id="Group 3" o:spid="_x0000_s1026" style="width:523.7pt;height:.75pt;mso-position-horizontal-relative:char;mso-position-vertical-relative:line" coordsize="66509,95" o:gfxdata="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">
                 <v:shape id="Graphic 4" o:spid="_x0000_s1027" style="position:absolute;top:47;width:66509;height:13;visibility:visible;mso-wrap-style:square;v-text-anchor:top" coordsize="6650990,1270" o:gfxdata="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" path="m,l6650426,e" filled="f" strokecolor="#1d1d1d" strokeweight=".26456mm">
                   <v:path arrowok="t"/>
                 </v:shape>
@@ -1279,7 +1268,7 @@
           </mc:Choice>
           <mc:Fallback>
             <w:pict>
-              <v:shape w14:anchorId="5ACFD8DF" id="Graphic 8" o:spid="_x0000_s1026" style="position:absolute;margin-left:35.45pt;margin-top:17.9pt;width:523.65pt;height:.1pt;z-index:-251662336;visibility:visible;mso-wrap-style:square;mso-wrap-distance-left:0;mso-wrap-distance-top:0;mso-wrap-distance-right:0;mso-wrap-distance-bottom:0;mso-position-horizontal:absolute;mso-position-horizontal-relative:page;mso-position-vertical:absolute;mso-position-vertical-relative:text;v-text-anchor:top" coordsize="6650355,1270" o:gfxdata="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" path="m,l6650352,e" filled="f" strokecolor="#1d1d1d" strokeweight=".26456mm">
+              <v:shape w14:anchorId="76172272" id="Graphic 8" o:spid="_x0000_s1026" style="position:absolute;margin-left:35.45pt;margin-top:17.9pt;width:523.65pt;height:.1pt;z-index:-251662336;visibility:visible;mso-wrap-style:square;mso-wrap-distance-left:0;mso-wrap-distance-top:0;mso-wrap-distance-right:0;mso-wrap-distance-bottom:0;mso-position-horizontal:absolute;mso-position-horizontal-relative:page;mso-position-vertical:absolute;mso-position-vertical-relative:text;v-text-anchor:top" coordsize="6650355,1270" o:gfxdata="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" path="m,l6650352,e" filled="f" strokecolor="#1d1d1d" strokeweight=".26456mm">
                 <v:path arrowok="t"/>
                 <w10:wrap type="topAndBottom" anchorx="page"/>
               </v:shape>
@@ -1354,27 +1343,7 @@
           <w:sz w:val="24"/>
           <w:szCs w:val="24"/>
         </w:rPr>
-        <w:t xml:space="preserve">Assistant </w:t>
-      </w:r>
-      <w:proofErr w:type="spellStart"/>
-      <w:r>
-        <w:rPr>
-          <w:color w:val="000000" w:themeColor="text1"/>
-          <w:position w:val="1"/>
-          <w:sz w:val="24"/>
-          <w:szCs w:val="24"/>
-        </w:rPr>
-        <w:t>SecOps</w:t>
-      </w:r>
-      <w:proofErr w:type="spellEnd"/>
-      <w:r>
-        <w:rPr>
-          <w:color w:val="000000" w:themeColor="text1"/>
-          <w:position w:val="1"/>
-          <w:sz w:val="24"/>
-          <w:szCs w:val="24"/>
-        </w:rPr>
-        <w:t xml:space="preserve"> à</w:t>
+        <w:t>Assistant SecOps à</w:t>
       </w:r>
       <w:r>
         <w:rPr>
@@ -1530,7 +1499,6 @@
         </w:rPr>
         <w:t xml:space="preserve">Analyse et traitement des alertes de sécurité via l'EDR </w:t>
       </w:r>
-      <w:proofErr w:type="spellStart"/>
       <w:r>
         <w:rPr>
           <w:b/>
@@ -1539,7 +1507,6 @@
         </w:rPr>
         <w:t>CrowdStrike</w:t>
       </w:r>
-      <w:proofErr w:type="spellEnd"/>
       <w:r>
         <w:rPr>
           <w:color w:val="000000" w:themeColor="text1"/>
@@ -1566,7 +1533,6 @@
         </w:rPr>
         <w:t xml:space="preserve">Identification et remédiation des failles de sécurité via </w:t>
       </w:r>
-      <w:proofErr w:type="spellStart"/>
       <w:r>
         <w:rPr>
           <w:b/>
@@ -1575,7 +1541,6 @@
         </w:rPr>
         <w:t>Tanium</w:t>
       </w:r>
-      <w:proofErr w:type="spellEnd"/>
       <w:r>
         <w:rPr>
           <w:color w:val="000000" w:themeColor="text1"/>
@@ -2119,21 +2084,7 @@
         <w:rPr>
           <w:color w:val="000000" w:themeColor="text1"/>
         </w:rPr>
-        <w:t>Implémentation d’un outil de gestion de logs (</w:t>
-      </w:r>
-      <w:proofErr w:type="spellStart"/>
-      <w:r>
-        <w:rPr>
-          <w:color w:val="000000" w:themeColor="text1"/>
-        </w:rPr>
-        <w:t>Graylog</w:t>
-      </w:r>
-      <w:proofErr w:type="spellEnd"/>
-      <w:r>
-        <w:rPr>
-          <w:color w:val="000000" w:themeColor="text1"/>
-        </w:rPr>
-        <w:t xml:space="preserve">) pour </w:t>
+        <w:t xml:space="preserve">Implémentation d’un outil de gestion de logs (Graylog) pour </w:t>
       </w:r>
       <w:r>
         <w:rPr>
@@ -3011,7 +2962,7 @@
           </mc:Choice>
           <mc:Fallback>
             <w:pict>
-              <v:shape w14:anchorId="5A608352" id="Graphic 27" o:spid="_x0000_s1026" style="position:absolute;margin-left:36.85pt;margin-top:4.75pt;width:523.7pt;height:.1pt;z-index:-251653120;visibility:visible;mso-wrap-style:square;mso-wrap-distance-left:0;mso-wrap-distance-top:0;mso-wrap-distance-right:0;mso-wrap-distance-bottom:0;mso-position-horizontal:absolute;mso-position-horizontal-relative:page;mso-position-vertical:absolute;mso-position-vertical-relative:text;v-text-anchor:top" coordsize="6650990,1270" o:gfxdata="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" path="m,l6650426,e" filled="f" strokecolor="#1d1d1d" strokeweight=".26456mm">
+              <v:shape w14:anchorId="5AED348D" id="Graphic 27" o:spid="_x0000_s1026" style="position:absolute;margin-left:36.85pt;margin-top:4.75pt;width:523.7pt;height:.1pt;z-index:-251653120;visibility:visible;mso-wrap-style:square;mso-wrap-distance-left:0;mso-wrap-distance-top:0;mso-wrap-distance-right:0;mso-wrap-distance-bottom:0;mso-position-horizontal:absolute;mso-position-horizontal-relative:page;mso-position-vertical:absolute;mso-position-vertical-relative:text;v-text-anchor:top" coordsize="6650990,1270" o:gfxdata="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" path="m,l6650426,e" filled="f" strokecolor="#1d1d1d" strokeweight=".26456mm">
                 <v:path arrowok="t"/>
                 <w10:wrap type="topAndBottom" anchorx="page"/>
               </v:shape>
@@ -3186,21 +3137,7 @@
         <w:rPr>
           <w:color w:val="000000" w:themeColor="text1"/>
         </w:rPr>
-        <w:t>(</w:t>
-      </w:r>
-      <w:proofErr w:type="spellStart"/>
-      <w:r>
-        <w:rPr>
-          <w:color w:val="000000" w:themeColor="text1"/>
-        </w:rPr>
-        <w:t>IPsec</w:t>
-      </w:r>
-      <w:proofErr w:type="spellEnd"/>
-      <w:r>
-        <w:rPr>
-          <w:color w:val="000000" w:themeColor="text1"/>
-        </w:rPr>
-        <w:t>/SSL).</w:t>
+        <w:t>(IPsec/SSL).</w:t>
       </w:r>
       <w:r>
         <w:rPr>
@@ -3338,21 +3275,7 @@
         <w:rPr>
           <w:color w:val="000000" w:themeColor="text1"/>
         </w:rPr>
-        <w:t xml:space="preserve">Nessus, </w:t>
-      </w:r>
-      <w:proofErr w:type="spellStart"/>
-      <w:r>
-        <w:rPr>
-          <w:color w:val="000000" w:themeColor="text1"/>
-        </w:rPr>
-        <w:t>Tanium</w:t>
-      </w:r>
-      <w:proofErr w:type="spellEnd"/>
-      <w:r>
-        <w:rPr>
-          <w:color w:val="000000" w:themeColor="text1"/>
-        </w:rPr>
-        <w:t>.</w:t>
+        <w:t>Nessus, Tanium.</w:t>
       </w:r>
       <w:r>
         <w:rPr>
@@ -3417,14 +3340,12 @@
         </w:rPr>
         <w:t xml:space="preserve"> </w:t>
       </w:r>
-      <w:proofErr w:type="spellStart"/>
       <w:r>
         <w:rPr>
           <w:color w:val="000000" w:themeColor="text1"/>
         </w:rPr>
         <w:t>Wazuh</w:t>
       </w:r>
-      <w:proofErr w:type="spellEnd"/>
       <w:r>
         <w:rPr>
           <w:color w:val="000000" w:themeColor="text1"/>
@@ -3443,14 +3364,12 @@
         </w:rPr>
         <w:t xml:space="preserve"> Wireshark, </w:t>
       </w:r>
-      <w:proofErr w:type="spellStart"/>
       <w:r>
         <w:rPr>
           <w:color w:val="000000" w:themeColor="text1"/>
         </w:rPr>
         <w:t>VirusTotal</w:t>
       </w:r>
-      <w:proofErr w:type="spellEnd"/>
       <w:r>
         <w:rPr>
           <w:color w:val="000000" w:themeColor="text1"/>
@@ -3600,7 +3519,7 @@
           </mc:Choice>
           <mc:Fallback>
             <w:pict>
-              <v:shape w14:anchorId="6BFDBD72" id="Graphic 34" o:spid="_x0000_s1026" style="position:absolute;margin-left:36.85pt;margin-top:4.05pt;width:523.7pt;height:.1pt;z-index:-251643904;visibility:visible;mso-wrap-style:square;mso-wrap-distance-left:0;mso-wrap-distance-top:0;mso-wrap-distance-right:0;mso-wrap-distance-bottom:0;mso-position-horizontal:absolute;mso-position-horizontal-relative:page;mso-position-vertical:absolute;mso-position-vertical-relative:text;v-text-anchor:top" coordsize="6650990,1270" o:gfxdata="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" path="m,l6650426,e" filled="f" strokecolor="#1d1d1d" strokeweight=".26456mm">
+              <v:shape w14:anchorId="061FE2D6" id="Graphic 34" o:spid="_x0000_s1026" style="position:absolute;margin-left:36.85pt;margin-top:4.05pt;width:523.7pt;height:.1pt;z-index:-251643904;visibility:visible;mso-wrap-style:square;mso-wrap-distance-left:0;mso-wrap-distance-top:0;mso-wrap-distance-right:0;mso-wrap-distance-bottom:0;mso-position-horizontal:absolute;mso-position-horizontal-relative:page;mso-position-vertical:absolute;mso-position-vertical-relative:text;v-text-anchor:top" coordsize="6650990,1270" o:gfxdata="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" path="m,l6650426,e" filled="f" strokecolor="#1d1d1d" strokeweight=".26456mm">
                 <v:path arrowok="t"/>
                 <w10:wrap type="topAndBottom" anchorx="page"/>
               </v:shape>
@@ -3663,7 +3582,6 @@
         </w:rPr>
         <w:t xml:space="preserve"> </w:t>
       </w:r>
-      <w:proofErr w:type="spellStart"/>
       <w:r>
         <w:rPr>
           <w:color w:val="000000" w:themeColor="text1"/>
@@ -3671,14 +3589,12 @@
         </w:rPr>
         <w:t>Okta</w:t>
       </w:r>
-      <w:proofErr w:type="spellEnd"/>
-      <w:r>
-        <w:rPr>
-          <w:color w:val="000000" w:themeColor="text1"/>
-        </w:rPr>
-        <w:t xml:space="preserve"> </w:t>
-      </w:r>
-      <w:proofErr w:type="spellStart"/>
+      <w:r>
+        <w:rPr>
+          <w:color w:val="000000" w:themeColor="text1"/>
+        </w:rPr>
+        <w:t xml:space="preserve"> </w:t>
+      </w:r>
       <w:r>
         <w:rPr>
           <w:color w:val="000000" w:themeColor="text1"/>
@@ -3686,44 +3602,45 @@
         </w:rPr>
         <w:t>Certified</w:t>
       </w:r>
-      <w:proofErr w:type="spellEnd"/>
-      <w:r>
-        <w:rPr>
-          <w:color w:val="000000" w:themeColor="text1"/>
-        </w:rPr>
-        <w:t xml:space="preserve"> </w:t>
-      </w:r>
-      <w:proofErr w:type="spellStart"/>
+      <w:r>
+        <w:rPr>
+          <w:color w:val="000000" w:themeColor="text1"/>
+        </w:rPr>
+        <w:t xml:space="preserve"> </w:t>
+      </w:r>
       <w:r>
         <w:rPr>
           <w:color w:val="000000" w:themeColor="text1"/>
           <w:spacing w:val="-6"/>
         </w:rPr>
-        <w:t>professionnal</w:t>
-      </w:r>
-      <w:proofErr w:type="spellEnd"/>
+        <w:t>professionnal,</w:t>
+      </w:r>
+      <w:r>
+        <w:rPr>
+          <w:color w:val="000000" w:themeColor="text1"/>
+        </w:rPr>
+        <w:t xml:space="preserve"> </w:t>
+      </w:r>
       <w:r>
         <w:rPr>
           <w:color w:val="000000" w:themeColor="text1"/>
           <w:spacing w:val="-6"/>
         </w:rPr>
-        <w:t>,</w:t>
-      </w:r>
-      <w:r>
-        <w:rPr>
-          <w:color w:val="000000" w:themeColor="text1"/>
-        </w:rPr>
-        <w:t xml:space="preserve"> </w:t>
-      </w:r>
-      <w:proofErr w:type="spellStart"/>
+        <w:t>Certified</w:t>
+      </w:r>
+      <w:r>
+        <w:rPr>
+          <w:color w:val="000000" w:themeColor="text1"/>
+        </w:rPr>
+        <w:t xml:space="preserve"> </w:t>
+      </w:r>
       <w:r>
         <w:rPr>
           <w:color w:val="000000" w:themeColor="text1"/>
           <w:spacing w:val="-6"/>
         </w:rPr>
-        <w:t>Certified</w:t>
-      </w:r>
-      <w:proofErr w:type="spellEnd"/>
+        <w:t>Stormshield</w:t>
+      </w:r>
       <w:r>
         <w:rPr>
           <w:color w:val="000000" w:themeColor="text1"/>
@@ -3735,7 +3652,7 @@
           <w:color w:val="000000" w:themeColor="text1"/>
           <w:spacing w:val="-6"/>
         </w:rPr>
-        <w:t>Stormshield</w:t>
+        <w:t>Network</w:t>
       </w:r>
       <w:r>
         <w:rPr>
@@ -3748,23 +3665,8 @@
           <w:color w:val="000000" w:themeColor="text1"/>
           <w:spacing w:val="-6"/>
         </w:rPr>
-        <w:t>Network</w:t>
-      </w:r>
-      <w:r>
-        <w:rPr>
-          <w:color w:val="000000" w:themeColor="text1"/>
-        </w:rPr>
-        <w:t xml:space="preserve"> </w:t>
-      </w:r>
-      <w:proofErr w:type="spellStart"/>
-      <w:r>
-        <w:rPr>
-          <w:color w:val="000000" w:themeColor="text1"/>
-          <w:spacing w:val="-6"/>
-        </w:rPr>
         <w:t>Administrator</w:t>
       </w:r>
-      <w:proofErr w:type="spellEnd"/>
       <w:r>
         <w:rPr>
           <w:color w:val="000000" w:themeColor="text1"/>
@@ -3866,7 +3768,6 @@
         </w:rPr>
         <w:t xml:space="preserve">Challenges </w:t>
       </w:r>
-      <w:proofErr w:type="spellStart"/>
       <w:r>
         <w:rPr>
           <w:color w:val="000000" w:themeColor="text1"/>
@@ -3874,7 +3775,6 @@
         </w:rPr>
         <w:t>CTFs</w:t>
       </w:r>
-      <w:proofErr w:type="spellEnd"/>
       <w:r>
         <w:rPr>
           <w:color w:val="000000" w:themeColor="text1"/>

--- a/Soc/assets/docs/CV-DJIBO-Mamadou-FR.docx
+++ b/Soc/assets/docs/CV-DJIBO-Mamadou-FR.docx
@@ -140,7 +140,7 @@
           </mc:Choice>
           <mc:Fallback>
             <w:pict>
-              <v:shape w14:anchorId="452C0A9E" id="Graphic 1" o:spid="_x0000_s1026" style="position:absolute;margin-left:35.45pt;margin-top:6.4pt;width:523.7pt;height:.1pt;z-index:-251674624;visibility:visible;mso-wrap-style:square;mso-wrap-distance-left:0;mso-wrap-distance-top:0;mso-wrap-distance-right:0;mso-wrap-distance-bottom:0;mso-position-horizontal:absolute;mso-position-horizontal-relative:page;mso-position-vertical:absolute;mso-position-vertical-relative:text;v-text-anchor:top" coordsize="6650990,1270" o:gfxdata="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" path="m,l6650426,e" filled="f" strokecolor="#1d1d1d" strokeweight=".26456mm">
+              <v:shape w14:anchorId="2943BBA2" id="Graphic 1" o:spid="_x0000_s1026" style="position:absolute;margin-left:35.45pt;margin-top:6.4pt;width:523.7pt;height:.1pt;z-index:-251674624;visibility:visible;mso-wrap-style:square;mso-wrap-distance-left:0;mso-wrap-distance-top:0;mso-wrap-distance-right:0;mso-wrap-distance-bottom:0;mso-position-horizontal:absolute;mso-position-horizontal-relative:page;mso-position-vertical:absolute;mso-position-vertical-relative:text;v-text-anchor:top" coordsize="6650990,1270" o:gfxdata="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" path="m,l6650426,e" filled="f" strokecolor="#1d1d1d" strokeweight=".26456mm">
                 <v:path arrowok="t"/>
                 <w10:wrap type="topAndBottom" anchorx="page"/>
               </v:shape>
@@ -213,6 +213,13 @@
           <w:color w:val="000000" w:themeColor="text1"/>
         </w:rPr>
         <w:t xml:space="preserve">              </w:t>
+      </w:r>
+      <w:r>
+        <w:rPr>
+          <w:rFonts w:ascii="Trebuchet MS" w:hAnsi="Trebuchet MS"/>
+          <w:color w:val="000000" w:themeColor="text1"/>
+        </w:rPr>
+        <w:tab/>
       </w:r>
       <w:hyperlink r:id="rId5" w:history="1">
         <w:r>
@@ -259,6 +266,7 @@
         <w:t xml:space="preserve"> </w:t>
       </w:r>
       <w:hyperlink r:id="rId6" w:history="1">
+        <w:proofErr w:type="gramStart"/>
         <w:r>
           <w:rPr>
             <w:rStyle w:val="Lienhypertexte"/>
@@ -266,6 +274,7 @@
           </w:rPr>
           <w:t>LinkedIn:</w:t>
         </w:r>
+        <w:proofErr w:type="gramEnd"/>
         <w:r>
           <w:rPr>
             <w:rStyle w:val="Lienhypertexte"/>
@@ -275,19 +284,8 @@
         </w:r>
       </w:hyperlink>
       <w:r>
-        <w:t xml:space="preserve"> | </w:t>
-      </w:r>
-      <w:r>
-        <w:t xml:space="preserve"> </w:t>
-      </w:r>
-      <w:hyperlink r:id="rId7" w:history="1">
-        <w:r>
-          <w:rPr>
-            <w:rStyle w:val="Lienhypertexte"/>
-          </w:rPr>
-          <w:t>Portefolio</w:t>
-        </w:r>
-      </w:hyperlink>
+        <w:t xml:space="preserve"> </w:t>
+      </w:r>
     </w:p>
     <w:p>
       <w:pPr>
@@ -387,7 +385,7 @@
           </mc:Choice>
           <mc:Fallback>
             <w:pict>
-              <v:shape w14:anchorId="2969052F" id="Graphic 2" o:spid="_x0000_s1026" style="position:absolute;margin-left:35.45pt;margin-top:1.85pt;width:523.7pt;height:.1pt;z-index:-251670528;visibility:visible;mso-wrap-style:square;mso-wrap-distance-left:0;mso-wrap-distance-top:0;mso-wrap-distance-right:0;mso-wrap-distance-bottom:0;mso-position-horizontal:absolute;mso-position-horizontal-relative:page;mso-position-vertical:absolute;mso-position-vertical-relative:text;v-text-anchor:top" coordsize="6650990,1270" o:gfxdata="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" path="m,l6650426,e" filled="f" strokecolor="#1d1d1d" strokeweight=".26456mm">
+              <v:shape w14:anchorId="73889E85" id="Graphic 2" o:spid="_x0000_s1026" style="position:absolute;margin-left:35.45pt;margin-top:1.85pt;width:523.7pt;height:.1pt;z-index:-251670528;visibility:visible;mso-wrap-style:square;mso-wrap-distance-left:0;mso-wrap-distance-top:0;mso-wrap-distance-right:0;mso-wrap-distance-bottom:0;mso-position-horizontal:absolute;mso-position-horizontal-relative:page;mso-position-vertical:absolute;mso-position-vertical-relative:text;v-text-anchor:top" coordsize="6650990,1270" o:gfxdata="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" path="m,l6650426,e" filled="f" strokecolor="#1d1d1d" strokeweight=".26456mm">
                 <v:path arrowok="t"/>
                 <w10:wrap type="topAndBottom" anchorx="page"/>
               </v:shape>
@@ -427,12 +425,21 @@
         </w:rPr>
         <w:t xml:space="preserve">analyse de logs, avec une expérience en environnement </w:t>
       </w:r>
-      <w:r>
-        <w:rPr>
-          <w:sz w:val="24"/>
-          <w:szCs w:val="24"/>
-        </w:rPr>
-        <w:t>SecOps et</w:t>
+      <w:proofErr w:type="spellStart"/>
+      <w:r>
+        <w:rPr>
+          <w:sz w:val="24"/>
+          <w:szCs w:val="24"/>
+        </w:rPr>
+        <w:t>SecOps</w:t>
+      </w:r>
+      <w:proofErr w:type="spellEnd"/>
+      <w:r>
+        <w:rPr>
+          <w:sz w:val="24"/>
+          <w:szCs w:val="24"/>
+        </w:rPr>
+        <w:t xml:space="preserve"> et</w:t>
       </w:r>
       <w:r>
         <w:rPr>
@@ -563,7 +570,7 @@
           </mc:Choice>
           <mc:Fallback>
             <w:pict>
-              <v:group w14:anchorId="6F9AF3F7" id="Group 3" o:spid="_x0000_s1026" style="width:523.7pt;height:.75pt;mso-position-horizontal-relative:char;mso-position-vertical-relative:line" coordsize="66509,95" o:gfxdata="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">
+              <v:group w14:anchorId="04C21FD9" id="Group 3" o:spid="_x0000_s1026" style="width:523.7pt;height:.75pt;mso-position-horizontal-relative:char;mso-position-vertical-relative:line" coordsize="66509,95" o:gfxdata="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">
                 <v:shape id="Graphic 4" o:spid="_x0000_s1027" style="position:absolute;top:47;width:66509;height:13;visibility:visible;mso-wrap-style:square;v-text-anchor:top" coordsize="6650990,1270" o:gfxdata="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" path="m,l6650426,e" filled="f" strokecolor="#1d1d1d" strokeweight=".26456mm">
                   <v:path arrowok="t"/>
                 </v:shape>
@@ -1268,7 +1275,7 @@
           </mc:Choice>
           <mc:Fallback>
             <w:pict>
-              <v:shape w14:anchorId="76172272" id="Graphic 8" o:spid="_x0000_s1026" style="position:absolute;margin-left:35.45pt;margin-top:17.9pt;width:523.65pt;height:.1pt;z-index:-251662336;visibility:visible;mso-wrap-style:square;mso-wrap-distance-left:0;mso-wrap-distance-top:0;mso-wrap-distance-right:0;mso-wrap-distance-bottom:0;mso-position-horizontal:absolute;mso-position-horizontal-relative:page;mso-position-vertical:absolute;mso-position-vertical-relative:text;v-text-anchor:top" coordsize="6650355,1270" o:gfxdata="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" path="m,l6650352,e" filled="f" strokecolor="#1d1d1d" strokeweight=".26456mm">
+              <v:shape w14:anchorId="0233EB63" id="Graphic 8" o:spid="_x0000_s1026" style="position:absolute;margin-left:35.45pt;margin-top:17.9pt;width:523.65pt;height:.1pt;z-index:-251662336;visibility:visible;mso-wrap-style:square;mso-wrap-distance-left:0;mso-wrap-distance-top:0;mso-wrap-distance-right:0;mso-wrap-distance-bottom:0;mso-position-horizontal:absolute;mso-position-horizontal-relative:page;mso-position-vertical:absolute;mso-position-vertical-relative:text;v-text-anchor:top" coordsize="6650355,1270" o:gfxdata="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" path="m,l6650352,e" filled="f" strokecolor="#1d1d1d" strokeweight=".26456mm">
                 <v:path arrowok="t"/>
                 <w10:wrap type="topAndBottom" anchorx="page"/>
               </v:shape>
@@ -1343,7 +1350,27 @@
           <w:sz w:val="24"/>
           <w:szCs w:val="24"/>
         </w:rPr>
-        <w:t>Assistant SecOps à</w:t>
+        <w:t xml:space="preserve">Assistant </w:t>
+      </w:r>
+      <w:proofErr w:type="spellStart"/>
+      <w:r>
+        <w:rPr>
+          <w:color w:val="000000" w:themeColor="text1"/>
+          <w:position w:val="1"/>
+          <w:sz w:val="24"/>
+          <w:szCs w:val="24"/>
+        </w:rPr>
+        <w:t>SecOps</w:t>
+      </w:r>
+      <w:proofErr w:type="spellEnd"/>
+      <w:r>
+        <w:rPr>
+          <w:color w:val="000000" w:themeColor="text1"/>
+          <w:position w:val="1"/>
+          <w:sz w:val="24"/>
+          <w:szCs w:val="24"/>
+        </w:rPr>
+        <w:t xml:space="preserve"> à</w:t>
       </w:r>
       <w:r>
         <w:rPr>
@@ -1499,6 +1526,7 @@
         </w:rPr>
         <w:t xml:space="preserve">Analyse et traitement des alertes de sécurité via l'EDR </w:t>
       </w:r>
+      <w:proofErr w:type="spellStart"/>
       <w:r>
         <w:rPr>
           <w:b/>
@@ -1507,6 +1535,7 @@
         </w:rPr>
         <w:t>CrowdStrike</w:t>
       </w:r>
+      <w:proofErr w:type="spellEnd"/>
       <w:r>
         <w:rPr>
           <w:color w:val="000000" w:themeColor="text1"/>
@@ -1533,6 +1562,7 @@
         </w:rPr>
         <w:t xml:space="preserve">Identification et remédiation des failles de sécurité via </w:t>
       </w:r>
+      <w:proofErr w:type="spellStart"/>
       <w:r>
         <w:rPr>
           <w:b/>
@@ -1541,6 +1571,7 @@
         </w:rPr>
         <w:t>Tanium</w:t>
       </w:r>
+      <w:proofErr w:type="spellEnd"/>
       <w:r>
         <w:rPr>
           <w:color w:val="000000" w:themeColor="text1"/>
@@ -2084,7 +2115,21 @@
         <w:rPr>
           <w:color w:val="000000" w:themeColor="text1"/>
         </w:rPr>
-        <w:t xml:space="preserve">Implémentation d’un outil de gestion de logs (Graylog) pour </w:t>
+        <w:t>Implémentation d’un outil de gestion de logs (</w:t>
+      </w:r>
+      <w:proofErr w:type="spellStart"/>
+      <w:r>
+        <w:rPr>
+          <w:color w:val="000000" w:themeColor="text1"/>
+        </w:rPr>
+        <w:t>Graylog</w:t>
+      </w:r>
+      <w:proofErr w:type="spellEnd"/>
+      <w:r>
+        <w:rPr>
+          <w:color w:val="000000" w:themeColor="text1"/>
+        </w:rPr>
+        <w:t xml:space="preserve">) pour </w:t>
       </w:r>
       <w:r>
         <w:rPr>
@@ -2962,7 +3007,7 @@
           </mc:Choice>
           <mc:Fallback>
             <w:pict>
-              <v:shape w14:anchorId="5AED348D" id="Graphic 27" o:spid="_x0000_s1026" style="position:absolute;margin-left:36.85pt;margin-top:4.75pt;width:523.7pt;height:.1pt;z-index:-251653120;visibility:visible;mso-wrap-style:square;mso-wrap-distance-left:0;mso-wrap-distance-top:0;mso-wrap-distance-right:0;mso-wrap-distance-bottom:0;mso-position-horizontal:absolute;mso-position-horizontal-relative:page;mso-position-vertical:absolute;mso-position-vertical-relative:text;v-text-anchor:top" coordsize="6650990,1270" o:gfxdata="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" path="m,l6650426,e" filled="f" strokecolor="#1d1d1d" strokeweight=".26456mm">
+              <v:shape w14:anchorId="58958E84" id="Graphic 27" o:spid="_x0000_s1026" style="position:absolute;margin-left:36.85pt;margin-top:4.75pt;width:523.7pt;height:.1pt;z-index:-251653120;visibility:visible;mso-wrap-style:square;mso-wrap-distance-left:0;mso-wrap-distance-top:0;mso-wrap-distance-right:0;mso-wrap-distance-bottom:0;mso-position-horizontal:absolute;mso-position-horizontal-relative:page;mso-position-vertical:absolute;mso-position-vertical-relative:text;v-text-anchor:top" coordsize="6650990,1270" o:gfxdata="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" path="m,l6650426,e" filled="f" strokecolor="#1d1d1d" strokeweight=".26456mm">
                 <v:path arrowok="t"/>
                 <w10:wrap type="topAndBottom" anchorx="page"/>
               </v:shape>
@@ -3063,51 +3108,37 @@
         <w:rPr>
           <w:color w:val="000000" w:themeColor="text1"/>
         </w:rPr>
-        <w:t>Protocoles</w:t>
-      </w:r>
-      <w:r>
-        <w:rPr>
-          <w:b/>
-          <w:bCs/>
-          <w:color w:val="000000" w:themeColor="text1"/>
-        </w:rPr>
-        <w:t xml:space="preserve"> (</w:t>
-      </w:r>
-      <w:r>
-        <w:rPr>
-          <w:color w:val="000000" w:themeColor="text1"/>
-        </w:rPr>
         <w:t>TCP/IP, DNS</w:t>
       </w:r>
       <w:r>
         <w:rPr>
           <w:color w:val="000000" w:themeColor="text1"/>
         </w:rPr>
-        <w:t>, HTTP</w:t>
-      </w:r>
-      <w:r>
-        <w:rPr>
-          <w:color w:val="000000" w:themeColor="text1"/>
-        </w:rPr>
-        <w:t>(S)</w:t>
-      </w:r>
-      <w:r>
-        <w:rPr>
-          <w:color w:val="000000" w:themeColor="text1"/>
-        </w:rPr>
-        <w:t>, SS</w:t>
-      </w:r>
-      <w:r>
-        <w:rPr>
-          <w:color w:val="000000" w:themeColor="text1"/>
-        </w:rPr>
-        <w:t>L</w:t>
-      </w:r>
-      <w:r>
-        <w:rPr>
-          <w:color w:val="000000" w:themeColor="text1"/>
-        </w:rPr>
-        <w:t>), Pare-feu</w:t>
+        <w:t>,</w:t>
+      </w:r>
+      <w:r>
+        <w:rPr>
+          <w:color w:val="000000" w:themeColor="text1"/>
+        </w:rPr>
+        <w:t xml:space="preserve"> DHCP</w:t>
+      </w:r>
+      <w:r>
+        <w:rPr>
+          <w:color w:val="000000" w:themeColor="text1"/>
+        </w:rPr>
+        <w:t xml:space="preserve"> HTTP</w:t>
+      </w:r>
+      <w:r>
+        <w:rPr>
+          <w:color w:val="000000" w:themeColor="text1"/>
+        </w:rPr>
+        <w:t>S</w:t>
+      </w:r>
+      <w:r>
+        <w:rPr>
+          <w:color w:val="000000" w:themeColor="text1"/>
+        </w:rPr>
+        <w:t>, Pare-feu</w:t>
       </w:r>
       <w:r>
         <w:rPr>
@@ -3137,7 +3168,21 @@
         <w:rPr>
           <w:color w:val="000000" w:themeColor="text1"/>
         </w:rPr>
-        <w:t>(IPsec/SSL).</w:t>
+        <w:t>(</w:t>
+      </w:r>
+      <w:proofErr w:type="spellStart"/>
+      <w:r>
+        <w:rPr>
+          <w:color w:val="000000" w:themeColor="text1"/>
+        </w:rPr>
+        <w:t>IPsec</w:t>
+      </w:r>
+      <w:proofErr w:type="spellEnd"/>
+      <w:r>
+        <w:rPr>
+          <w:color w:val="000000" w:themeColor="text1"/>
+        </w:rPr>
+        <w:t>/SSL).</w:t>
       </w:r>
       <w:r>
         <w:rPr>
@@ -3275,7 +3320,21 @@
         <w:rPr>
           <w:color w:val="000000" w:themeColor="text1"/>
         </w:rPr>
-        <w:t>Nessus, Tanium.</w:t>
+        <w:t xml:space="preserve">Nessus, </w:t>
+      </w:r>
+      <w:proofErr w:type="spellStart"/>
+      <w:r>
+        <w:rPr>
+          <w:color w:val="000000" w:themeColor="text1"/>
+        </w:rPr>
+        <w:t>Tanium</w:t>
+      </w:r>
+      <w:proofErr w:type="spellEnd"/>
+      <w:r>
+        <w:rPr>
+          <w:color w:val="000000" w:themeColor="text1"/>
+        </w:rPr>
+        <w:t>.</w:t>
       </w:r>
       <w:r>
         <w:rPr>
@@ -3340,12 +3399,14 @@
         </w:rPr>
         <w:t xml:space="preserve"> </w:t>
       </w:r>
+      <w:proofErr w:type="spellStart"/>
       <w:r>
         <w:rPr>
           <w:color w:val="000000" w:themeColor="text1"/>
         </w:rPr>
         <w:t>Wazuh</w:t>
       </w:r>
+      <w:proofErr w:type="spellEnd"/>
       <w:r>
         <w:rPr>
           <w:color w:val="000000" w:themeColor="text1"/>
@@ -3364,12 +3425,14 @@
         </w:rPr>
         <w:t xml:space="preserve"> Wireshark, </w:t>
       </w:r>
+      <w:proofErr w:type="spellStart"/>
       <w:r>
         <w:rPr>
           <w:color w:val="000000" w:themeColor="text1"/>
         </w:rPr>
         <w:t>VirusTotal</w:t>
       </w:r>
+      <w:proofErr w:type="spellEnd"/>
       <w:r>
         <w:rPr>
           <w:color w:val="000000" w:themeColor="text1"/>
@@ -3519,7 +3582,7 @@
           </mc:Choice>
           <mc:Fallback>
             <w:pict>
-              <v:shape w14:anchorId="061FE2D6" id="Graphic 34" o:spid="_x0000_s1026" style="position:absolute;margin-left:36.85pt;margin-top:4.05pt;width:523.7pt;height:.1pt;z-index:-251643904;visibility:visible;mso-wrap-style:square;mso-wrap-distance-left:0;mso-wrap-distance-top:0;mso-wrap-distance-right:0;mso-wrap-distance-bottom:0;mso-position-horizontal:absolute;mso-position-horizontal-relative:page;mso-position-vertical:absolute;mso-position-vertical-relative:text;v-text-anchor:top" coordsize="6650990,1270" o:gfxdata="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" path="m,l6650426,e" filled="f" strokecolor="#1d1d1d" strokeweight=".26456mm">
+              <v:shape w14:anchorId="301AD4CE" id="Graphic 34" o:spid="_x0000_s1026" style="position:absolute;margin-left:36.85pt;margin-top:4.05pt;width:523.7pt;height:.1pt;z-index:-251643904;visibility:visible;mso-wrap-style:square;mso-wrap-distance-left:0;mso-wrap-distance-top:0;mso-wrap-distance-right:0;mso-wrap-distance-bottom:0;mso-position-horizontal:absolute;mso-position-horizontal-relative:page;mso-position-vertical:absolute;mso-position-vertical-relative:text;v-text-anchor:top" coordsize="6650990,1270" o:gfxdata="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" path="m,l6650426,e" filled="f" strokecolor="#1d1d1d" strokeweight=".26456mm">
                 <v:path arrowok="t"/>
                 <w10:wrap type="topAndBottom" anchorx="page"/>
               </v:shape>
@@ -3582,6 +3645,7 @@
         </w:rPr>
         <w:t xml:space="preserve"> </w:t>
       </w:r>
+      <w:proofErr w:type="spellStart"/>
       <w:r>
         <w:rPr>
           <w:color w:val="000000" w:themeColor="text1"/>
@@ -3589,12 +3653,14 @@
         </w:rPr>
         <w:t>Okta</w:t>
       </w:r>
-      <w:r>
-        <w:rPr>
-          <w:color w:val="000000" w:themeColor="text1"/>
-        </w:rPr>
-        <w:t xml:space="preserve"> </w:t>
-      </w:r>
+      <w:proofErr w:type="spellEnd"/>
+      <w:r>
+        <w:rPr>
+          <w:color w:val="000000" w:themeColor="text1"/>
+        </w:rPr>
+        <w:t xml:space="preserve"> </w:t>
+      </w:r>
+      <w:proofErr w:type="spellStart"/>
       <w:r>
         <w:rPr>
           <w:color w:val="000000" w:themeColor="text1"/>
@@ -3602,32 +3668,44 @@
         </w:rPr>
         <w:t>Certified</w:t>
       </w:r>
-      <w:r>
-        <w:rPr>
-          <w:color w:val="000000" w:themeColor="text1"/>
-        </w:rPr>
-        <w:t xml:space="preserve"> </w:t>
-      </w:r>
+      <w:proofErr w:type="spellEnd"/>
+      <w:r>
+        <w:rPr>
+          <w:color w:val="000000" w:themeColor="text1"/>
+        </w:rPr>
+        <w:t xml:space="preserve"> </w:t>
+      </w:r>
+      <w:proofErr w:type="spellStart"/>
       <w:r>
         <w:rPr>
           <w:color w:val="000000" w:themeColor="text1"/>
           <w:spacing w:val="-6"/>
         </w:rPr>
-        <w:t>professionnal,</w:t>
-      </w:r>
-      <w:r>
-        <w:rPr>
-          <w:color w:val="000000" w:themeColor="text1"/>
-        </w:rPr>
-        <w:t xml:space="preserve"> </w:t>
-      </w:r>
+        <w:t>professionnal</w:t>
+      </w:r>
+      <w:proofErr w:type="spellEnd"/>
       <w:r>
         <w:rPr>
           <w:color w:val="000000" w:themeColor="text1"/>
           <w:spacing w:val="-6"/>
         </w:rPr>
+        <w:t>,</w:t>
+      </w:r>
+      <w:r>
+        <w:rPr>
+          <w:color w:val="000000" w:themeColor="text1"/>
+        </w:rPr>
+        <w:t xml:space="preserve"> </w:t>
+      </w:r>
+      <w:proofErr w:type="spellStart"/>
+      <w:r>
+        <w:rPr>
+          <w:color w:val="000000" w:themeColor="text1"/>
+          <w:spacing w:val="-6"/>
+        </w:rPr>
         <w:t>Certified</w:t>
       </w:r>
+      <w:proofErr w:type="spellEnd"/>
       <w:r>
         <w:rPr>
           <w:color w:val="000000" w:themeColor="text1"/>
@@ -3660,6 +3738,7 @@
         </w:rPr>
         <w:t xml:space="preserve"> </w:t>
       </w:r>
+      <w:proofErr w:type="spellStart"/>
       <w:r>
         <w:rPr>
           <w:color w:val="000000" w:themeColor="text1"/>
@@ -3667,6 +3746,7 @@
         </w:rPr>
         <w:t>Administrator</w:t>
       </w:r>
+      <w:proofErr w:type="spellEnd"/>
       <w:r>
         <w:rPr>
           <w:color w:val="000000" w:themeColor="text1"/>
@@ -3768,6 +3848,7 @@
         </w:rPr>
         <w:t xml:space="preserve">Challenges </w:t>
       </w:r>
+      <w:proofErr w:type="spellStart"/>
       <w:r>
         <w:rPr>
           <w:color w:val="000000" w:themeColor="text1"/>
@@ -3775,6 +3856,7 @@
         </w:rPr>
         <w:t>CTFs</w:t>
       </w:r>
+      <w:proofErr w:type="spellEnd"/>
       <w:r>
         <w:rPr>
           <w:color w:val="000000" w:themeColor="text1"/>
@@ -3839,11 +3921,67 @@
     <w:p>
       <w:pPr>
         <w:pStyle w:val="Corpsdetexte"/>
+        <w:numPr>
+          <w:ilvl w:val="0"/>
+          <w:numId w:val="3"/>
+        </w:numPr>
         <w:spacing w:line="280" w:lineRule="auto"/>
-        <w:ind w:left="360" w:right="301"/>
-      </w:pPr>
-      <w:r>
-        <w:t xml:space="preserve"> </w:t>
+        <w:ind w:right="301"/>
+        <w:rPr>
+          <w:color w:val="000000" w:themeColor="text1"/>
+        </w:rPr>
+      </w:pPr>
+      <w:r>
+        <w:rPr>
+          <w:b/>
+          <w:color w:val="000000" w:themeColor="text1"/>
+          <w:spacing w:val="-4"/>
+        </w:rPr>
+        <w:t>Liens :</w:t>
+      </w:r>
+      <w:r>
+        <w:rPr>
+          <w:color w:val="000000" w:themeColor="text1"/>
+        </w:rPr>
+        <w:t xml:space="preserve"> </w:t>
+      </w:r>
+      <w:hyperlink r:id="rId7" w:history="1">
+        <w:r>
+          <w:rPr>
+            <w:rStyle w:val="Lienhypertexte"/>
+          </w:rPr>
+          <w:t>Portefolio</w:t>
+        </w:r>
+      </w:hyperlink>
+      <w:r>
+        <w:t xml:space="preserve"> / </w:t>
+      </w:r>
+      <w:hyperlink r:id="rId8" w:history="1">
+        <w:r>
+          <w:rPr>
+            <w:rStyle w:val="Lienhypertexte"/>
+          </w:rPr>
+          <w:t>Root-Me</w:t>
+        </w:r>
+      </w:hyperlink>
+      <w:r>
+        <w:t xml:space="preserve"> / </w:t>
+      </w:r>
+      <w:hyperlink r:id="rId9" w:history="1">
+        <w:proofErr w:type="spellStart"/>
+        <w:r>
+          <w:rPr>
+            <w:rStyle w:val="Lienhypertexte"/>
+          </w:rPr>
+          <w:t>LetsDefend</w:t>
+        </w:r>
+        <w:proofErr w:type="spellEnd"/>
+      </w:hyperlink>
+      <w:r>
+        <w:rPr>
+          <w:color w:val="000000" w:themeColor="text1"/>
+        </w:rPr>
+        <w:t>.</w:t>
       </w:r>
     </w:p>
     <w:sectPr>
@@ -5151,7 +5289,6 @@
   <w:style w:type="character" w:default="1" w:styleId="Policepardfaut">
     <w:name w:val="Default Paragraph Font"/>
     <w:uiPriority w:val="1"/>
-    <w:semiHidden/>
     <w:unhideWhenUsed/>
   </w:style>
   <w:style w:type="table" w:default="1" w:styleId="TableauNormal">
